--- a/site/docs/program-setup/checklist.docx
+++ b/site/docs/program-setup/checklist.docx
@@ -127,7 +127,7 @@
         <w:tab/>
       </w:r>
       <w:r>
-        <w:t xml:space="preserve">Procurement enforcement agreed; overlaps with other boards settled </w:t>
+        <w:t xml:space="preserve">Procurement enforcement agreed, including that purchases go through the acquisition gate; overlaps with other boards settled </w:t>
       </w:r>
       <w:r>
         <w:rPr>
@@ -227,6 +227,45 @@
       </w:pPr>
       <w:r>
         <w:t xml:space="preserve">11.</w:t>
+      </w:r>
+      <w:r>
+        <w:tab/>
+      </w:r>
+      <w:r>
+        <w:t xml:space="preserve">Confirm the body holds an audit response plan, has named the response team, and has made Legal responsible for all contact with publishers; see </w:t>
+      </w:r>
+      <w:r>
+        <w:rPr>
+          <w:rFonts w:ascii="Consolas" w:hAnsi="Consolas"/>
+        </w:rPr>
+        <w:t xml:space="preserve">methods/audit-response</w:t>
+      </w:r>
+      <w:r>
+        <w:t xml:space="preserve"> </w:t>
+      </w:r>
+      <w:r>
+        <w:rPr>
+          <w:b/>
+        </w:rPr>
+        <w:t xml:space="preserve">XW-004</w:t>
+      </w:r>
+      <w:r>
+        <w:t xml:space="preserve"> </w:t>
+      </w:r>
+      <w:r>
+        <w:rPr>
+          <w:b/>
+        </w:rPr>
+        <w:t xml:space="preserve">XW-027</w:t>
+      </w:r>
+    </w:p>
+    <w:p>
+      <w:pPr>
+        <w:spacing w:after="60"/>
+        <w:ind w:left="720" w:hanging="360"/>
+      </w:pPr>
+      <w:r>
+        <w:t xml:space="preserve">12.</w:t>
       </w:r>
       <w:r>
         <w:tab/>
